--- a/NPC_Compliance/02_Records_of_Processing_Activities_DRAFT_2026-07-05.docx
+++ b/NPC_Compliance/02_Records_of_Processing_Activities_DRAFT_2026-07-05.docx
@@ -20,7 +20,7 @@
           <w:b/>
           <w:bCs/>
         </w:rPr>
-        <w:t xml:space="preserve">DRAFT — for DPO/counsel (Claire E. Buanhog) finalization and NPC filing; not yet adopted. · 2026-07-05</w:t>
+        <w:t xml:space="preserve">DRAFT — for DPO (Indalecio Sacdalan Casasola II) + PH counsel finalization and NPC filing; not yet adopted. · 2026-07-05</w:t>
       </w:r>
     </w:p>
     <w:p>
@@ -368,7 +368,7 @@
               <w:pStyle w:val="Compact"/>
             </w:pPr>
             <w:r>
-              <w:t xml:space="preserve">Claire E. Buanhog · dpo@setnayan.com (registered with the NPC per policy §9)</w:t>
+              <w:t xml:space="preserve">Indalecio Sacdalan Casasola II · [TO CONFIRM — DPO email] (registered with the NPC per policy §9)</w:t>
             </w:r>
           </w:p>
         </w:tc>
@@ -6601,7 +6601,7 @@
         <w:t xml:space="preserve"> </w:t>
       </w:r>
       <w:r>
-        <w:t xml:space="preserve">(NPC registration system), and appoint/confirm Claire E. Buanhog as the registered DPO. Registration is advisable on the risk-to-rights and not-occasional grounds alone; the SPI-volume trigger reinforces it. Confirm exact SPI data-subject counts</w:t>
+        <w:t xml:space="preserve">(NPC registration system), and appoint/confirm Indalecio Sacdalan Casasola II as the registered DPO. Registration is advisable on the risk-to-rights and not-occasional grounds alone; the SPI-volume trigger reinforces it. Confirm exact SPI data-subject counts</w:t>
       </w:r>
       <w:r>
         <w:t xml:space="preserve"> </w:t>
@@ -6791,7 +6791,7 @@
           <w:i/>
           <w:iCs/>
         </w:rPr>
-        <w:t xml:space="preserve">Draft compliance artifact prepared to a compliant baseline ahead of counsel. To be finalized with Claire E. Buanhog (DPO) and PH counsel; this document is not a substitute for legal review and is not yet adopted for NPC filing.</w:t>
+        <w:t xml:space="preserve">Draft compliance artifact prepared to a compliant baseline ahead of counsel. To be finalized with Indalecio Sacdalan Casasola II (DPO) and PH counsel; this document is not a substitute for legal review and is not yet adopted for NPC filing.</w:t>
       </w:r>
     </w:p>
     <w:bookmarkEnd w:id="25"/>

--- a/NPC_Compliance/02_Records_of_Processing_Activities_DRAFT_2026-07-05.docx
+++ b/NPC_Compliance/02_Records_of_Processing_Activities_DRAFT_2026-07-05.docx
@@ -368,7 +368,7 @@
               <w:pStyle w:val="Compact"/>
             </w:pPr>
             <w:r>
-              <w:t xml:space="preserve">Indalecio Sacdalan Casasola II · [TO CONFIRM — DPO email] (registered with the NPC per policy §9)</w:t>
+              <w:t xml:space="preserve">Indalecio Sacdalan Casasola II · iscasasolaii@gmail.com (registered with the NPC per policy §9)</w:t>
             </w:r>
           </w:p>
         </w:tc>
